--- a/documents/IJQHC/regional_anaesthesia_IJQHC_JP.docx
+++ b/documents/IJQHC/regional_anaesthesia_IJQHC_JP.docx
@@ -882,22 +882,7 @@
           <w:rFonts w:ascii="MS Mincho" w:hAnsi="MS Mincho"/>
           <w:sz w:val="22"/>
         </w:rPr>
-        <w:t>横断デザインゆえの因果推論の限界、レセプトが審査後（実施意図ではなく算定後）の状態を反映すること、大学病院所在と都市集中の部分的重複、コード別査定率データの欠如、レセプト単独からは「ディフェンシブな低算定」を定量化できないこと</w:t>
-      </w:r>
-      <w:r>
-        <w:rPr>
-          <w:rFonts w:ascii="MS Mincho" w:hAnsi="MS Mincho"/>
-          <w:sz w:val="22"/>
-          <w:vertAlign w:val="superscript"/>
-        </w:rPr>
-        <w:t>20</w:t>
-      </w:r>
-      <w:r>
-        <w:rPr>
-          <w:rFonts w:ascii="MS Mincho" w:hAnsi="MS Mincho"/>
-          <w:sz w:val="22"/>
-        </w:rPr>
-        <w:t>が挙げられる。マルチレベルモデルには大学病院所在のみを構造的固定効果として含めた。今後は都市化指標、病床密度、症例構成など追加の地域共変量を取り入れる必要がある。</w:t>
+        <w:t>横断デザインゆえの因果推論の限界、レセプトが審査後（実施意図ではなく算定後）の状態を反映すること、大学病院所在と都市集中の部分的重複、コード別査定率データの欠如、レセプト単独からは「ディフェンシブな低算定」を定量化できないことが挙げられる。マルチレベルモデルには大学病院所在のみを構造的固定効果として含めた。今後は都市化指標、病床密度、症例構成など追加の地域共変量を取り入れる必要がある。</w:t>
       </w:r>
     </w:p>
     <w:p>
@@ -987,7 +972,7 @@
           <w:sz w:val="22"/>
           <w:vertAlign w:val="superscript"/>
         </w:rPr>
-        <w:t>25,26</w:t>
+        <w:t>25</w:t>
       </w:r>
       <w:r>
         <w:rPr>
@@ -1010,6 +995,113 @@
           <w:sz w:val="22"/>
         </w:rPr>
         <w:t>全身麻酔については都道府県内の施設要因が都道府県レベル要因を凌駕することを示している。</w:t>
+      </w:r>
+    </w:p>
+    <w:p>
+      <w:r>
+        <w:rPr>
+          <w:rFonts w:ascii="MS Mincho" w:hAnsi="MS Mincho"/>
+          <w:sz w:val="22"/>
+        </w:rPr>
+        <w:t>本研究の知見と枠組みは日本国外にも4つの点で意義を持つ。第一に、本研究で用いた圏内分散分解は、一律の診療報酬体系と地域単位の請求審査を併せもつ他の皆保険制度—台湾NHI、</w:t>
+      </w:r>
+      <w:r>
+        <w:rPr>
+          <w:rFonts w:ascii="MS Mincho" w:hAnsi="MS Mincho"/>
+          <w:sz w:val="22"/>
+          <w:vertAlign w:val="superscript"/>
+        </w:rPr>
+        <w:t>20</w:t>
+      </w:r>
+      <w:r>
+        <w:rPr>
+          <w:rFonts w:ascii="MS Mincho" w:hAnsi="MS Mincho"/>
+          <w:sz w:val="22"/>
+        </w:rPr>
+        <w:t>韓国NHIS、ドイツ・フランスの社会保険、英国NHS</w:t>
+      </w:r>
+      <w:r>
+        <w:rPr>
+          <w:rFonts w:ascii="MS Mincho" w:hAnsi="MS Mincho"/>
+          <w:sz w:val="22"/>
+          <w:vertAlign w:val="superscript"/>
+        </w:rPr>
+        <w:t>22,23</w:t>
+      </w:r>
+      <w:r>
+        <w:rPr>
+          <w:rFonts w:ascii="MS Mincho" w:hAnsi="MS Mincho"/>
+          <w:sz w:val="22"/>
+        </w:rPr>
+        <w:t>—にそのまま移植可能である。第二に、構造的決定因としての高次医療機関（大学・ティーチング病院）集中の優越は、米国・英国のティーチング病院における麻酔手技構成の差異</w:t>
+      </w:r>
+      <w:r>
+        <w:rPr>
+          <w:rFonts w:ascii="MS Mincho" w:hAnsi="MS Mincho"/>
+          <w:sz w:val="22"/>
+          <w:vertAlign w:val="superscript"/>
+        </w:rPr>
+        <w:t>21,22</w:t>
+      </w:r>
+      <w:r>
+        <w:rPr>
+          <w:rFonts w:ascii="MS Mincho" w:hAnsi="MS Mincho"/>
+          <w:sz w:val="22"/>
+        </w:rPr>
+        <w:t>、ならびにOECD各国の他の高次医療集中型診療科</w:t>
+      </w:r>
+      <w:r>
+        <w:rPr>
+          <w:rFonts w:ascii="MS Mincho" w:hAnsi="MS Mincho"/>
+          <w:sz w:val="22"/>
+          <w:vertAlign w:val="superscript"/>
+        </w:rPr>
+        <w:t>26</w:t>
+      </w:r>
+      <w:r>
+        <w:rPr>
+          <w:rFonts w:ascii="MS Mincho" w:hAnsi="MS Mincho"/>
+          <w:sz w:val="22"/>
+        </w:rPr>
+        <w:t>でも報告されており、47/47都道府県で一貫して観察された本研究の大学病院効果は日本固有ではなく、高所得国の医療制度に普遍的な特徴である可能性を示唆する。第三に、全身・硬膜外麻酔併用の地域差は国際的なequity agendaに関わる：区域麻酔が腫瘍学的・機能的アウトカムに関連しうるという萌芽的エビデンス</w:t>
+      </w:r>
+      <w:r>
+        <w:rPr>
+          <w:rFonts w:ascii="MS Mincho" w:hAnsi="MS Mincho"/>
+          <w:sz w:val="22"/>
+          <w:vertAlign w:val="superscript"/>
+        </w:rPr>
+        <w:t>7-9</w:t>
+      </w:r>
+      <w:r>
+        <w:rPr>
+          <w:rFonts w:ascii="MS Mincho" w:hAnsi="MS Mincho"/>
+          <w:sz w:val="22"/>
+        </w:rPr>
+        <w:t>に照らせば、麻酔技術分布のモニタリングは、技術集約的医療への公平なアクセスを標榜するあらゆる皆保険制度にとってシステムレベル質指標となりうる。</w:t>
+      </w:r>
+      <w:r>
+        <w:rPr>
+          <w:rFonts w:ascii="MS Mincho" w:hAnsi="MS Mincho"/>
+          <w:sz w:val="22"/>
+          <w:vertAlign w:val="superscript"/>
+        </w:rPr>
+        <w:t>27,29</w:t>
+      </w:r>
+      <w:r>
+        <w:rPr>
+          <w:rFonts w:ascii="MS Mincho" w:hAnsi="MS Mincho"/>
+          <w:sz w:val="22"/>
+        </w:rPr>
+        <w:t>第四に、低中所得国への外挿には慎重を要する。診療報酬体系や審査運用が不均一であり、レセプトデータが不完全なことも多く、分散分解の直接的な適用は限定的である。とはいえ、「見かけの小地域差を政策対応の前に事務的要因か構造的要因かで吟味する」という本研究の一般原則は、皆保険改革の中で診療報酬体系の標準化が進む国々にも移植可能である。</w:t>
+      </w:r>
+      <w:r>
+        <w:rPr>
+          <w:rFonts w:ascii="MS Mincho" w:hAnsi="MS Mincho"/>
+          <w:sz w:val="22"/>
+          <w:vertAlign w:val="superscript"/>
+        </w:rPr>
+        <w:t>2</w:t>
       </w:r>
     </w:p>
     <w:p>
@@ -1351,7 +1443,7 @@
           <w:rFonts w:ascii="Times New Roman" w:hAnsi="Times New Roman"/>
           <w:sz w:val="22"/>
         </w:rPr>
-        <w:t>20. Sekimoto M, Imanaka Y, Kobayashi H, et al. Impact of hospital characteristics on the cost and practice patterns of acute myocardial infarction patients in Japan. Health Policy 2006;78:34-45.</w:t>
+        <w:t>20. Cheng T-M. Taiwan's new national health insurance program: genesis and experience so far. Health Aff (Millwood) 2003;22:61-76.</w:t>
       </w:r>
     </w:p>
     <w:p>
@@ -1423,7 +1515,7 @@
           <w:rFonts w:ascii="Times New Roman" w:hAnsi="Times New Roman"/>
           <w:sz w:val="22"/>
         </w:rPr>
-        <w:t>26. Onishi H. History of Japanese medical education. Korean J Med Educ 2018;30:283-94.</w:t>
+        <w:t>26. OECD. Geographic Variations in Health Care: What Do We Know and What Can Be Done to Improve Health System Performance? Paris: OECD Publishing, 2014.</w:t>
       </w:r>
     </w:p>
     <w:p>
